--- a/modelli/CV_commissioni/CV11_REG.docx
+++ b/modelli/CV_commissioni/CV11_REG.docx
@@ -1,6 +1,6 @@
 
 <file path=word/document.xml><?xml version="1.0" encoding="utf-8"?>
-<w:document xmlns:o="urn:schemas-microsoft-com:office:office" xmlns:r="http://schemas.openxmlformats.org/officeDocument/2006/relationships" xmlns:v="urn:schemas-microsoft-com:vml" xmlns:w="http://schemas.openxmlformats.org/wordprocessingml/2006/main" xmlns:w10="urn:schemas-microsoft-com:office:word" xmlns:wp="http://schemas.openxmlformats.org/drawingml/2006/wordprocessingDrawing" xmlns:wps="http://schemas.microsoft.com/office/word/2010/wordprocessingShape" xmlns:wpg="http://schemas.microsoft.com/office/word/2010/wordprocessingGroup" xmlns:mc="http://schemas.openxmlformats.org/markup-compatibility/2006" xmlns:wp14="http://schemas.microsoft.com/office/word/2010/wordprocessingDrawing" xmlns:w14="http://schemas.microsoft.com/office/word/2010/wordml" xmlns:w15="http://schemas.microsoft.com/office/word/2012/wordml" mc:Ignorable="w14 wp14 w15">
+<w:document xmlns:o="urn:schemas-microsoft-com:office:office" xmlns:r="http://schemas.openxmlformats.org/officeDocument/2006/relationships" xmlns:v="urn:schemas-microsoft-com:vml" xmlns:w="http://schemas.openxmlformats.org/wordprocessingml/2006/main" xmlns:w10="urn:schemas-microsoft-com:office:word" xmlns:wp="http://schemas.openxmlformats.org/drawingml/2006/wordprocessingDrawing" xmlns:pic="http://schemas.openxmlformats.org/drawingml/2006/picture" xmlns:wps="http://schemas.microsoft.com/office/word/2010/wordprocessingShape" xmlns:wpg="http://schemas.microsoft.com/office/word/2010/wordprocessingGroup" xmlns:mc="http://schemas.openxmlformats.org/markup-compatibility/2006" xmlns:wp14="http://schemas.microsoft.com/office/word/2010/wordprocessingDrawing" xmlns:w14="http://schemas.microsoft.com/office/word/2010/wordml" xmlns:w15="http://schemas.microsoft.com/office/word/2012/wordml" mc:Ignorable="w14 wp14 w15">
   <w:body>
     <w:p>
       <w:pPr>
@@ -26,7 +26,7 @@
       </w:tblPr>
       <w:tblGrid>
         <w:gridCol w:w="4818"/>
-        <w:gridCol w:w="4819"/>
+        <w:gridCol w:w="4820"/>
       </w:tblGrid>
       <w:tr>
         <w:trPr/>
@@ -52,7 +52,7 @@
                 <wp:inline distT="0" distB="0" distL="0" distR="0">
                   <wp:extent cx="1798955" cy="822960"/>
                   <wp:effectExtent l="0" t="0" r="0" b="0"/>
-                  <wp:docPr id="1" name="Immagine1" descr=""/>
+                  <wp:docPr id="1" name="Immagine1"/>
                   <wp:cNvGraphicFramePr>
                     <a:graphicFrameLocks xmlns:a="http://schemas.openxmlformats.org/drawingml/2006/main" noChangeAspect="1"/>
                   </wp:cNvGraphicFramePr>
@@ -60,7 +60,7 @@
                     <a:graphicData uri="http://schemas.openxmlformats.org/drawingml/2006/picture">
                       <pic:pic xmlns:pic="http://schemas.openxmlformats.org/drawingml/2006/picture">
                         <pic:nvPicPr>
-                          <pic:cNvPr id="1" name="Immagine1" descr=""/>
+                          <pic:cNvPr id="1" name="Immagine1"/>
                           <pic:cNvPicPr>
                             <a:picLocks noChangeAspect="1" noChangeArrowheads="1"/>
                           </pic:cNvPicPr>
@@ -165,33 +165,33 @@
             </w:r>
             <w:r>
               <w:rPr>
+                <w:rFonts w:ascii="Arial" w:hAnsi="Arial"/>
                 <w:caps/>
                 <w:sz w:val="20"/>
+              </w:rPr>
+              <w:instrText xml:space="preserve"> MERGEFIELD $NOME_COMANDO </w:instrText>
+            </w:r>
+            <w:r>
+              <w:rPr>
                 <w:rFonts w:ascii="Arial" w:hAnsi="Arial"/>
-              </w:rPr>
-              <w:instrText xml:space="preserve"> MERGEFIELD $NOME_COMANDO </w:instrText>
-            </w:r>
-            <w:r>
-              <w:rPr>
                 <w:caps/>
                 <w:sz w:val="20"/>
+              </w:rPr>
+              <w:fldChar w:fldCharType="separate"/>
+            </w:r>
+            <w:r>
+              <w:rPr>
                 <w:rFonts w:ascii="Arial" w:hAnsi="Arial"/>
-              </w:rPr>
-              <w:fldChar w:fldCharType="separate"/>
-            </w:r>
-            <w:r>
-              <w:rPr>
                 <w:caps/>
                 <w:sz w:val="20"/>
+              </w:rPr>
+              <w:t>&lt;$NOME_COMANDO&gt;</w:t>
+            </w:r>
+            <w:r>
+              <w:rPr>
                 <w:rFonts w:ascii="Arial" w:hAnsi="Arial"/>
-              </w:rPr>
-              <w:t>&lt;$NOME_COMANDO&gt;</w:t>
-            </w:r>
-            <w:r>
-              <w:rPr>
                 <w:caps/>
                 <w:sz w:val="20"/>
-                <w:rFonts w:ascii="Arial" w:hAnsi="Arial"/>
               </w:rPr>
               <w:fldChar w:fldCharType="end"/>
             </w:r>
@@ -203,7 +203,6 @@
               <w:bidi w:val="0"/>
               <w:jc w:val="center"/>
               <w:rPr>
-                <w:i/>
                 <w:i/>
                 <w:iCs/>
                 <w:sz w:val="20"/>
@@ -228,12 +227,20 @@
               <w:jc w:val="center"/>
               <w:rPr>
                 <w:i/>
+                <w:iCs/>
+                <w:sz w:val="20"/>
+                <w:szCs w:val="20"/>
+              </w:rPr>
+            </w:pPr>
+            <w:r>
+              <w:rPr>
                 <w:i/>
                 <w:iCs/>
                 <w:sz w:val="20"/>
                 <w:szCs w:val="20"/>
               </w:rPr>
-            </w:pPr>
+              <w:fldChar w:fldCharType="begin"/>
+            </w:r>
             <w:r>
               <w:rPr>
                 <w:i/>
@@ -241,41 +248,32 @@
                 <w:sz w:val="20"/>
                 <w:szCs w:val="20"/>
               </w:rPr>
-              <w:fldChar w:fldCharType="begin"/>
-            </w:r>
-            <w:r>
-              <w:rPr>
+              <w:instrText xml:space="preserve"> MERGEFIELD $PEC_COMANDO </w:instrText>
+            </w:r>
+            <w:r>
+              <w:rPr>
+                <w:i/>
+                <w:iCs/>
                 <w:sz w:val="20"/>
+                <w:szCs w:val="20"/>
+              </w:rPr>
+              <w:fldChar w:fldCharType="separate"/>
+            </w:r>
+            <w:r>
+              <w:rPr>
                 <w:i/>
+                <w:iCs/>
+                <w:sz w:val="20"/>
                 <w:szCs w:val="20"/>
+              </w:rPr>
+              <w:t>&lt;$PEC_COMANDO&gt;</w:t>
+            </w:r>
+            <w:r>
+              <w:rPr>
+                <w:i/>
                 <w:iCs/>
-              </w:rPr>
-              <w:instrText xml:space="preserve"> MERGEFIELD $PEC_COMANDO </w:instrText>
-            </w:r>
-            <w:r>
-              <w:rPr>
                 <w:sz w:val="20"/>
-                <w:i/>
                 <w:szCs w:val="20"/>
-                <w:iCs/>
-              </w:rPr>
-              <w:fldChar w:fldCharType="separate"/>
-            </w:r>
-            <w:r>
-              <w:rPr>
-                <w:sz w:val="20"/>
-                <w:i/>
-                <w:szCs w:val="20"/>
-                <w:iCs/>
-              </w:rPr>
-              <w:t>&lt;$PEC_COMANDO&gt;</w:t>
-            </w:r>
-            <w:r>
-              <w:rPr>
-                <w:sz w:val="20"/>
-                <w:i/>
-                <w:szCs w:val="20"/>
-                <w:iCs/>
               </w:rPr>
               <w:fldChar w:fldCharType="end"/>
             </w:r>
@@ -283,13 +281,13 @@
         </w:tc>
         <w:tc>
           <w:tcPr>
-            <w:tcW w:w="4819" w:type="dxa"/>
+            <w:tcW w:w="4820" w:type="dxa"/>
             <w:tcBorders/>
             <w:vAlign w:val="center"/>
           </w:tcPr>
           <w:p>
             <w:pPr>
-              <w:pStyle w:val="Contenutotabella"/>
+              <w:pStyle w:val="Contenutotabellauser"/>
               <w:widowControl w:val="false"/>
               <w:bidi w:val="0"/>
               <w:jc w:val="center"/>
@@ -329,7 +327,7 @@
           </w:p>
           <w:p>
             <w:pPr>
-              <w:pStyle w:val="Contenutotabella"/>
+              <w:pStyle w:val="Contenutotabellauser"/>
               <w:widowControl w:val="false"/>
               <w:bidi w:val="0"/>
               <w:jc w:val="center"/>
@@ -384,7 +382,7 @@
         </w:tc>
         <w:tc>
           <w:tcPr>
-            <w:tcW w:w="4819" w:type="dxa"/>
+            <w:tcW w:w="4820" w:type="dxa"/>
             <w:tcBorders/>
           </w:tcPr>
           <w:p>
@@ -456,7 +454,7 @@
       </w:tblPr>
       <w:tblGrid>
         <w:gridCol w:w="1134"/>
-        <w:gridCol w:w="8503"/>
+        <w:gridCol w:w="8504"/>
       </w:tblGrid>
       <w:tr>
         <w:trPr>
@@ -481,7 +479,7 @@
         </w:tc>
         <w:tc>
           <w:tcPr>
-            <w:tcW w:w="8503" w:type="dxa"/>
+            <w:tcW w:w="8504" w:type="dxa"/>
             <w:tcBorders/>
           </w:tcPr>
           <w:p>
@@ -704,7 +702,9 @@
         <w:fldChar w:fldCharType="end"/>
       </w:r>
       <w:bookmarkStart w:id="2" w:name="Copia_Bookmark_1"/>
+      <w:bookmarkStart w:id="3" w:name="Copia_Bookmark_1"/>
       <w:bookmarkEnd w:id="2"/>
+      <w:bookmarkEnd w:id="3"/>
       <w:r>
         <w:rPr/>
         <w:t xml:space="preserve"> </w:t>
@@ -755,9 +755,9 @@
         <w:rPr/>
         <w:fldChar w:fldCharType="separate"/>
       </w:r>
-      <w:bookmarkStart w:id="3" w:name="Bookmark_Copy_2"/>
       <w:bookmarkStart w:id="4" w:name="Bookmark_Copy_2"/>
-      <w:bookmarkEnd w:id="4"/>
+      <w:bookmarkStart w:id="5" w:name="Bookmark_Copy_2"/>
+      <w:bookmarkEnd w:id="5"/>
       <w:r>
         <w:rPr/>
       </w:r>
@@ -765,10 +765,12 @@
         <w:rPr/>
         <w:fldChar w:fldCharType="end"/>
       </w:r>
-      <w:bookmarkStart w:id="5" w:name="Copia_Bookmark_Copy_2_1"/>
-      <w:bookmarkStart w:id="6" w:name="Bookmark_Copy_2"/>
-      <w:bookmarkEnd w:id="5"/>
+      <w:bookmarkStart w:id="6" w:name="Copia_Bookmark_Copy_2_1"/>
+      <w:bookmarkStart w:id="7" w:name="Copia_Bookmark_Copy_2_1"/>
+      <w:bookmarkStart w:id="8" w:name="Bookmark_Copy_2"/>
       <w:bookmarkEnd w:id="6"/>
+      <w:bookmarkEnd w:id="7"/>
+      <w:bookmarkEnd w:id="8"/>
       <w:r>
         <w:rPr/>
         <w:t xml:space="preserve"> </w:t>
@@ -839,9 +841,9 @@
         <w:rPr/>
         <w:fldChar w:fldCharType="separate"/>
       </w:r>
-      <w:bookmarkStart w:id="7" w:name="Bookmark_Copy_3"/>
-      <w:bookmarkStart w:id="8" w:name="Bookmark_Copy_3"/>
-      <w:bookmarkEnd w:id="8"/>
+      <w:bookmarkStart w:id="9" w:name="Bookmark_Copy_3"/>
+      <w:bookmarkStart w:id="10" w:name="Bookmark_Copy_3"/>
+      <w:bookmarkEnd w:id="10"/>
       <w:r>
         <w:rPr/>
       </w:r>
@@ -849,10 +851,12 @@
         <w:rPr/>
         <w:fldChar w:fldCharType="end"/>
       </w:r>
-      <w:bookmarkStart w:id="9" w:name="Copia_Bookmark_Copy_3_1"/>
-      <w:bookmarkStart w:id="10" w:name="Bookmark_Copy_3"/>
-      <w:bookmarkEnd w:id="9"/>
-      <w:bookmarkEnd w:id="10"/>
+      <w:bookmarkStart w:id="11" w:name="Copia_Bookmark_Copy_3_1"/>
+      <w:bookmarkStart w:id="12" w:name="Copia_Bookmark_Copy_3_1"/>
+      <w:bookmarkStart w:id="13" w:name="Bookmark_Copy_3"/>
+      <w:bookmarkEnd w:id="11"/>
+      <w:bookmarkEnd w:id="12"/>
+      <w:bookmarkEnd w:id="13"/>
       <w:r>
         <w:rPr/>
         <w:t xml:space="preserve"> </w:t>
@@ -914,9 +918,9 @@
         </w:rPr>
         <w:fldChar w:fldCharType="separate"/>
       </w:r>
-      <w:bookmarkStart w:id="11" w:name="Bookmark_Copy_3_Copy_1"/>
-      <w:bookmarkStart w:id="12" w:name="Bookmark_Copy_3_Copy_1"/>
-      <w:bookmarkEnd w:id="12"/>
+      <w:bookmarkStart w:id="14" w:name="Bookmark_Copy_3_Copy_1"/>
+      <w:bookmarkStart w:id="15" w:name="Bookmark_Copy_3_Copy_1"/>
+      <w:bookmarkEnd w:id="15"/>
       <w:r>
         <w:rPr>
           <w:rStyle w:val="DamodificareEG"/>
@@ -930,12 +934,14 @@
         </w:rPr>
         <w:fldChar w:fldCharType="end"/>
       </w:r>
-      <w:bookmarkStart w:id="13" w:name="Copia_Bookmark_Copy_3_Copy_1_1"/>
-      <w:bookmarkStart w:id="14" w:name="Bookmark_Copy_3_Copy_1_Copy_1"/>
-      <w:bookmarkStart w:id="15" w:name="Bookmark_Copy_3_Copy_1"/>
-      <w:bookmarkEnd w:id="13"/>
-      <w:bookmarkEnd w:id="14"/>
-      <w:bookmarkEnd w:id="15"/>
+      <w:bookmarkStart w:id="16" w:name="Copia_Bookmark_Copy_3_Copy_1_1"/>
+      <w:bookmarkStart w:id="17" w:name="Bookmark_Copy_3_Copy_1_Copy_1"/>
+      <w:bookmarkStart w:id="18" w:name="Copia_Bookmark_Copy_3_Copy_1_1"/>
+      <w:bookmarkStart w:id="19" w:name="Bookmark_Copy_3_Copy_1"/>
+      <w:bookmarkEnd w:id="16"/>
+      <w:bookmarkEnd w:id="17"/>
+      <w:bookmarkEnd w:id="18"/>
+      <w:bookmarkEnd w:id="19"/>
       <w:r>
         <w:rPr>
           <w:rStyle w:val="DamodificareEG"/>
@@ -1039,9 +1045,9 @@
         </w:rPr>
         <w:fldChar w:fldCharType="separate"/>
       </w:r>
-      <w:bookmarkStart w:id="16" w:name="Bookmark_Copy_5_Copy_1"/>
-      <w:bookmarkStart w:id="17" w:name="Bookmark_Copy_5_Copy_1"/>
-      <w:bookmarkEnd w:id="17"/>
+      <w:bookmarkStart w:id="20" w:name="Bookmark_Copy_5_Copy_1"/>
+      <w:bookmarkStart w:id="21" w:name="Bookmark_Copy_5_Copy_1"/>
+      <w:bookmarkEnd w:id="21"/>
       <w:r>
         <w:rPr>
           <w:sz w:val="24"/>
@@ -1055,10 +1061,12 @@
         </w:rPr>
         <w:fldChar w:fldCharType="end"/>
       </w:r>
-      <w:bookmarkStart w:id="18" w:name="Copia_Bookmark_Copy_5_Copy_1_1"/>
-      <w:bookmarkStart w:id="19" w:name="Bookmark_Copy_5_Copy_1"/>
-      <w:bookmarkEnd w:id="18"/>
-      <w:bookmarkEnd w:id="19"/>
+      <w:bookmarkStart w:id="22" w:name="Copia_Bookmark_Copy_5_Copy_1_1"/>
+      <w:bookmarkStart w:id="23" w:name="Copia_Bookmark_Copy_5_Copy_1_1"/>
+      <w:bookmarkStart w:id="24" w:name="Bookmark_Copy_5_Copy_1"/>
+      <w:bookmarkEnd w:id="22"/>
+      <w:bookmarkEnd w:id="23"/>
+      <w:bookmarkEnd w:id="24"/>
       <w:r>
         <w:rPr>
           <w:sz w:val="24"/>
@@ -1137,9 +1145,9 @@
         </w:rPr>
         <w:fldChar w:fldCharType="separate"/>
       </w:r>
-      <w:bookmarkStart w:id="20" w:name="Bookmark_Copy_2_Copy_1_Copy_1"/>
-      <w:bookmarkStart w:id="21" w:name="Bookmark_Copy_2_Copy_1_Copy_1"/>
-      <w:bookmarkEnd w:id="21"/>
+      <w:bookmarkStart w:id="25" w:name="Bookmark_Copy_2_Copy_1_Copy_1"/>
+      <w:bookmarkStart w:id="26" w:name="Bookmark_Copy_2_Copy_1_Copy_1"/>
+      <w:bookmarkEnd w:id="26"/>
       <w:r>
         <w:rPr>
           <w:sz w:val="24"/>
@@ -1153,10 +1161,12 @@
         </w:rPr>
         <w:fldChar w:fldCharType="end"/>
       </w:r>
-      <w:bookmarkStart w:id="22" w:name="Copia_Bookmark_Copy_2_Copy_1_Copy_1_1"/>
-      <w:bookmarkStart w:id="23" w:name="Bookmark_Copy_2_Copy_1_Copy_1"/>
-      <w:bookmarkEnd w:id="22"/>
-      <w:bookmarkEnd w:id="23"/>
+      <w:bookmarkStart w:id="27" w:name="Copia_Bookmark_Copy_2_Copy_1_Copy_1_1"/>
+      <w:bookmarkStart w:id="28" w:name="Copia_Bookmark_Copy_2_Copy_1_Copy_1_1"/>
+      <w:bookmarkStart w:id="29" w:name="Bookmark_Copy_2_Copy_1_Copy_1"/>
+      <w:bookmarkEnd w:id="27"/>
+      <w:bookmarkEnd w:id="28"/>
+      <w:bookmarkEnd w:id="29"/>
       <w:r>
         <w:rPr>
           <w:sz w:val="24"/>
@@ -1273,7 +1283,7 @@
       </w:tblPr>
       <w:tblGrid>
         <w:gridCol w:w="4819"/>
-        <w:gridCol w:w="4818"/>
+        <w:gridCol w:w="4819"/>
       </w:tblGrid>
       <w:tr>
         <w:trPr>
@@ -1297,7 +1307,7 @@
         </w:tc>
         <w:tc>
           <w:tcPr>
-            <w:tcW w:w="4818" w:type="dxa"/>
+            <w:tcW w:w="4819" w:type="dxa"/>
             <w:tcBorders/>
           </w:tcPr>
           <w:p>
@@ -1514,7 +1524,7 @@
       </w:tblPr>
       <w:tblGrid>
         <w:gridCol w:w="837"/>
-        <w:gridCol w:w="8805"/>
+        <w:gridCol w:w="8806"/>
       </w:tblGrid>
       <w:tr>
         <w:trPr>
@@ -1553,9 +1563,9 @@
               <w:rPr/>
               <w:fldChar w:fldCharType="separate"/>
             </w:r>
-            <w:bookmarkStart w:id="24" w:name="Bookmark_Copy_5"/>
-            <w:bookmarkStart w:id="25" w:name="Bookmark_Copy_5"/>
-            <w:bookmarkEnd w:id="25"/>
+            <w:bookmarkStart w:id="30" w:name="Bookmark_Copy_5"/>
+            <w:bookmarkStart w:id="31" w:name="Bookmark_Copy_5"/>
+            <w:bookmarkEnd w:id="31"/>
             <w:r/>
             <w:r>
               <w:rPr/>
@@ -1568,7 +1578,7 @@
         </w:tc>
         <w:tc>
           <w:tcPr>
-            <w:tcW w:w="8805" w:type="dxa"/>
+            <w:tcW w:w="8806" w:type="dxa"/>
             <w:tcBorders/>
           </w:tcPr>
           <w:p>
@@ -1623,9 +1633,9 @@
               <w:rPr/>
               <w:fldChar w:fldCharType="separate"/>
             </w:r>
-            <w:bookmarkStart w:id="26" w:name="Bookmark_Copy_6"/>
-            <w:bookmarkStart w:id="27" w:name="Bookmark_Copy_6"/>
-            <w:bookmarkEnd w:id="27"/>
+            <w:bookmarkStart w:id="32" w:name="Bookmark_Copy_6"/>
+            <w:bookmarkStart w:id="33" w:name="Bookmark_Copy_6"/>
+            <w:bookmarkEnd w:id="33"/>
             <w:r/>
             <w:r>
               <w:rPr/>
@@ -1638,7 +1648,7 @@
         </w:tc>
         <w:tc>
           <w:tcPr>
-            <w:tcW w:w="8805" w:type="dxa"/>
+            <w:tcW w:w="8806" w:type="dxa"/>
             <w:tcBorders/>
           </w:tcPr>
           <w:p>
@@ -1725,7 +1735,7 @@
       </w:tblPr>
       <w:tblGrid>
         <w:gridCol w:w="837"/>
-        <w:gridCol w:w="8805"/>
+        <w:gridCol w:w="8806"/>
       </w:tblGrid>
       <w:tr>
         <w:trPr>
@@ -1764,9 +1774,9 @@
               <w:rPr/>
               <w:fldChar w:fldCharType="separate"/>
             </w:r>
-            <w:bookmarkStart w:id="28" w:name="Bookmark_Copy_7"/>
-            <w:bookmarkStart w:id="29" w:name="Bookmark_Copy_7"/>
-            <w:bookmarkEnd w:id="29"/>
+            <w:bookmarkStart w:id="34" w:name="Bookmark_Copy_7"/>
+            <w:bookmarkStart w:id="35" w:name="Bookmark_Copy_7"/>
+            <w:bookmarkEnd w:id="35"/>
             <w:r/>
             <w:r>
               <w:rPr/>
@@ -1779,7 +1789,7 @@
         </w:tc>
         <w:tc>
           <w:tcPr>
-            <w:tcW w:w="8805" w:type="dxa"/>
+            <w:tcW w:w="8806" w:type="dxa"/>
             <w:tcBorders/>
           </w:tcPr>
           <w:p>
@@ -1840,9 +1850,9 @@
               <w:rPr/>
               <w:fldChar w:fldCharType="separate"/>
             </w:r>
-            <w:bookmarkStart w:id="30" w:name="Bookmark_Copy_8"/>
-            <w:bookmarkStart w:id="31" w:name="Bookmark_Copy_8"/>
-            <w:bookmarkEnd w:id="31"/>
+            <w:bookmarkStart w:id="36" w:name="Bookmark_Copy_8"/>
+            <w:bookmarkStart w:id="37" w:name="Bookmark_Copy_8"/>
+            <w:bookmarkEnd w:id="37"/>
             <w:r/>
             <w:r>
               <w:rPr/>
@@ -1855,7 +1865,7 @@
         </w:tc>
         <w:tc>
           <w:tcPr>
-            <w:tcW w:w="8805" w:type="dxa"/>
+            <w:tcW w:w="8806" w:type="dxa"/>
             <w:tcBorders/>
           </w:tcPr>
           <w:p>
@@ -1901,7 +1911,7 @@
       </w:pPr>
       <w:r>
         <w:rPr/>
-        <w:t>spettacoli dal vivo con capienza ≤ 2000 occupanti, che comprendono attività culturali quali il teatro, la musica, la danza e il musical nonché le proiezioni cinematografiche, che si svolgono in un orario compreso tra le ore 8.00 e le ore 1.00 del giorno seguente, tranne casi in cui sussistono vincoli ambientali, paesaggistici o culturali nel luogo in cui si svolge lo spettacolo in oggetto</w:t>
+        <w:t>spettacoli dal vivo con capienza ≤ 2000 occupanti, che comprendono attività culturali quali il teatro, la musica, la danza e il musical nonché le proiezioni cinematografiche, che si svolgono in un orario compreso tra le ore 8.00 e le ore 1.00 del giorno seguente, compresi le rassegne e i festival che si svolgono per più giorni con le medesime modalità artistiche e organizzative, tranne casi in cui sussistono vincoli ambientali, paesaggistici o culturali nel luogo in cui si svolge lo spettacolo in oggetto</w:t>
       </w:r>
       <w:r>
         <w:rPr>
@@ -1984,7 +1994,7 @@
       </w:tblPr>
       <w:tblGrid>
         <w:gridCol w:w="1636"/>
-        <w:gridCol w:w="8006"/>
+        <w:gridCol w:w="8007"/>
       </w:tblGrid>
       <w:tr>
         <w:trPr>
@@ -2023,9 +2033,9 @@
               <w:rPr/>
               <w:fldChar w:fldCharType="separate"/>
             </w:r>
-            <w:bookmarkStart w:id="32" w:name="Bookmark_Copy_9"/>
-            <w:bookmarkStart w:id="33" w:name="Bookmark_Copy_9"/>
-            <w:bookmarkEnd w:id="33"/>
+            <w:bookmarkStart w:id="38" w:name="Bookmark_Copy_9"/>
+            <w:bookmarkStart w:id="39" w:name="Bookmark_Copy_9"/>
+            <w:bookmarkEnd w:id="39"/>
             <w:r>
               <w:rPr/>
             </w:r>
@@ -2033,14 +2043,16 @@
               <w:rPr/>
               <w:fldChar w:fldCharType="end"/>
             </w:r>
-            <w:bookmarkStart w:id="34" w:name="Copia_Bookmark_Copy_9_1"/>
-            <w:bookmarkStart w:id="35" w:name="Copia_Bookmark_Copy_9_Copy_1_1"/>
-            <w:bookmarkStart w:id="36" w:name="Bookmark_Copy_9_Copy_1"/>
-            <w:bookmarkStart w:id="37" w:name="Bookmark_Copy_9"/>
-            <w:bookmarkEnd w:id="34"/>
-            <w:bookmarkEnd w:id="35"/>
-            <w:bookmarkEnd w:id="36"/>
-            <w:bookmarkEnd w:id="37"/>
+            <w:bookmarkStart w:id="40" w:name="Copia_Bookmark_Copy_9_1"/>
+            <w:bookmarkStart w:id="41" w:name="Bookmark_Copy_9_Copy_1"/>
+            <w:bookmarkStart w:id="42" w:name="Copia_Bookmark_Copy_9_Copy_1_1"/>
+            <w:bookmarkStart w:id="43" w:name="Copia_Bookmark_Copy_9_1"/>
+            <w:bookmarkStart w:id="44" w:name="Bookmark_Copy_9"/>
+            <w:bookmarkEnd w:id="40"/>
+            <w:bookmarkEnd w:id="41"/>
+            <w:bookmarkEnd w:id="42"/>
+            <w:bookmarkEnd w:id="43"/>
+            <w:bookmarkEnd w:id="44"/>
             <w:r>
               <w:rPr/>
               <w:t xml:space="preserve"> Parere</w:t>
@@ -2049,7 +2061,7 @@
         </w:tc>
         <w:tc>
           <w:tcPr>
-            <w:tcW w:w="8006" w:type="dxa"/>
+            <w:tcW w:w="8007" w:type="dxa"/>
             <w:tcBorders/>
           </w:tcPr>
           <w:p>
@@ -2118,9 +2130,9 @@
               <w:rPr/>
               <w:fldChar w:fldCharType="separate"/>
             </w:r>
-            <w:bookmarkStart w:id="38" w:name="Bookmark_Copy_10"/>
-            <w:bookmarkStart w:id="39" w:name="Bookmark_Copy_10"/>
-            <w:bookmarkEnd w:id="39"/>
+            <w:bookmarkStart w:id="45" w:name="Bookmark_Copy_10"/>
+            <w:bookmarkStart w:id="46" w:name="Bookmark_Copy_10"/>
+            <w:bookmarkEnd w:id="46"/>
             <w:r>
               <w:rPr/>
             </w:r>
@@ -2128,14 +2140,16 @@
               <w:rPr/>
               <w:fldChar w:fldCharType="end"/>
             </w:r>
-            <w:bookmarkStart w:id="40" w:name="Copia_Bookmark_Copy_10_1"/>
-            <w:bookmarkStart w:id="41" w:name="Copia_Bookmark_Copy_10_Copy_1_1"/>
-            <w:bookmarkStart w:id="42" w:name="Bookmark_Copy_10_Copy_1"/>
-            <w:bookmarkStart w:id="43" w:name="Bookmark_Copy_10"/>
-            <w:bookmarkEnd w:id="40"/>
-            <w:bookmarkEnd w:id="41"/>
-            <w:bookmarkEnd w:id="42"/>
-            <w:bookmarkEnd w:id="43"/>
+            <w:bookmarkStart w:id="47" w:name="Copia_Bookmark_Copy_10_1"/>
+            <w:bookmarkStart w:id="48" w:name="Bookmark_Copy_10_Copy_1"/>
+            <w:bookmarkStart w:id="49" w:name="Copia_Bookmark_Copy_10_Copy_1_1"/>
+            <w:bookmarkStart w:id="50" w:name="Copia_Bookmark_Copy_10_1"/>
+            <w:bookmarkStart w:id="51" w:name="Bookmark_Copy_10"/>
+            <w:bookmarkEnd w:id="47"/>
+            <w:bookmarkEnd w:id="48"/>
+            <w:bookmarkEnd w:id="49"/>
+            <w:bookmarkEnd w:id="50"/>
+            <w:bookmarkEnd w:id="51"/>
             <w:r>
               <w:rPr/>
               <w:t xml:space="preserve"> Sopralluogo</w:t>
@@ -2144,7 +2158,7 @@
         </w:tc>
         <w:tc>
           <w:tcPr>
-            <w:tcW w:w="8006" w:type="dxa"/>
+            <w:tcW w:w="8007" w:type="dxa"/>
             <w:tcBorders/>
           </w:tcPr>
           <w:p>
@@ -2240,9 +2254,9 @@
               <w:rPr/>
               <w:fldChar w:fldCharType="separate"/>
             </w:r>
-            <w:bookmarkStart w:id="44" w:name="Bookmark_Copy_12"/>
-            <w:bookmarkStart w:id="45" w:name="Bookmark_Copy_12"/>
-            <w:bookmarkEnd w:id="45"/>
+            <w:bookmarkStart w:id="52" w:name="Bookmark_Copy_12"/>
+            <w:bookmarkStart w:id="53" w:name="Bookmark_Copy_12"/>
+            <w:bookmarkEnd w:id="53"/>
             <w:r>
               <w:rPr/>
             </w:r>
@@ -2250,14 +2264,16 @@
               <w:rPr/>
               <w:fldChar w:fldCharType="end"/>
             </w:r>
-            <w:bookmarkStart w:id="46" w:name="Copia_Bookmark_Copy_12_1"/>
-            <w:bookmarkStart w:id="47" w:name="Copia_Bookmark_Copy_12_Copy_1_1"/>
-            <w:bookmarkStart w:id="48" w:name="Bookmark_Copy_12_Copy_1"/>
-            <w:bookmarkStart w:id="49" w:name="Bookmark_Copy_12"/>
-            <w:bookmarkEnd w:id="46"/>
-            <w:bookmarkEnd w:id="47"/>
-            <w:bookmarkEnd w:id="48"/>
-            <w:bookmarkEnd w:id="49"/>
+            <w:bookmarkStart w:id="54" w:name="Copia_Bookmark_Copy_12_1"/>
+            <w:bookmarkStart w:id="55" w:name="Bookmark_Copy_12_Copy_1"/>
+            <w:bookmarkStart w:id="56" w:name="Copia_Bookmark_Copy_12_Copy_1_1"/>
+            <w:bookmarkStart w:id="57" w:name="Copia_Bookmark_Copy_12_1"/>
+            <w:bookmarkStart w:id="58" w:name="Bookmark_Copy_12"/>
+            <w:bookmarkEnd w:id="54"/>
+            <w:bookmarkEnd w:id="55"/>
+            <w:bookmarkEnd w:id="56"/>
+            <w:bookmarkEnd w:id="57"/>
+            <w:bookmarkEnd w:id="58"/>
             <w:r>
               <w:rPr/>
               <w:t xml:space="preserve"> Codice id.</w:t>
@@ -2266,7 +2282,7 @@
         </w:tc>
         <w:tc>
           <w:tcPr>
-            <w:tcW w:w="8006" w:type="dxa"/>
+            <w:tcW w:w="8007" w:type="dxa"/>
             <w:tcBorders/>
           </w:tcPr>
           <w:p>
@@ -2332,9 +2348,9 @@
               <w:rPr/>
               <w:fldChar w:fldCharType="separate"/>
             </w:r>
-            <w:bookmarkStart w:id="50" w:name="Bookmark_Copy_13"/>
-            <w:bookmarkStart w:id="51" w:name="Bookmark_Copy_13"/>
-            <w:bookmarkEnd w:id="51"/>
+            <w:bookmarkStart w:id="59" w:name="Bookmark_Copy_13"/>
+            <w:bookmarkStart w:id="60" w:name="Bookmark_Copy_13"/>
+            <w:bookmarkEnd w:id="60"/>
             <w:r>
               <w:rPr/>
             </w:r>
@@ -2342,14 +2358,16 @@
               <w:rPr/>
               <w:fldChar w:fldCharType="end"/>
             </w:r>
-            <w:bookmarkStart w:id="52" w:name="Copia_Bookmark_Copy_13_1"/>
-            <w:bookmarkStart w:id="53" w:name="Copia_Bookmark_Copy_13_Copy_1_1"/>
-            <w:bookmarkStart w:id="54" w:name="Bookmark_Copy_13_Copy_1"/>
-            <w:bookmarkStart w:id="55" w:name="Bookmark_Copy_13"/>
-            <w:bookmarkEnd w:id="52"/>
-            <w:bookmarkEnd w:id="53"/>
-            <w:bookmarkEnd w:id="54"/>
-            <w:bookmarkEnd w:id="55"/>
+            <w:bookmarkStart w:id="61" w:name="Copia_Bookmark_Copy_13_1"/>
+            <w:bookmarkStart w:id="62" w:name="Bookmark_Copy_13_Copy_1"/>
+            <w:bookmarkStart w:id="63" w:name="Copia_Bookmark_Copy_13_Copy_1_1"/>
+            <w:bookmarkStart w:id="64" w:name="Copia_Bookmark_Copy_13_1"/>
+            <w:bookmarkStart w:id="65" w:name="Bookmark_Copy_13"/>
+            <w:bookmarkEnd w:id="61"/>
+            <w:bookmarkEnd w:id="62"/>
+            <w:bookmarkEnd w:id="63"/>
+            <w:bookmarkEnd w:id="64"/>
+            <w:bookmarkEnd w:id="65"/>
             <w:r>
               <w:rPr/>
               <w:t xml:space="preserve"> Ispezione</w:t>
@@ -2358,7 +2376,7 @@
         </w:tc>
         <w:tc>
           <w:tcPr>
-            <w:tcW w:w="8006" w:type="dxa"/>
+            <w:tcW w:w="8007" w:type="dxa"/>
             <w:tcBorders/>
           </w:tcPr>
           <w:p>
@@ -2436,7 +2454,7 @@
       </w:tblPr>
       <w:tblGrid>
         <w:gridCol w:w="837"/>
-        <w:gridCol w:w="8805"/>
+        <w:gridCol w:w="8806"/>
       </w:tblGrid>
       <w:tr>
         <w:trPr>
@@ -2463,7 +2481,7 @@
         </w:tc>
         <w:tc>
           <w:tcPr>
-            <w:tcW w:w="8805" w:type="dxa"/>
+            <w:tcW w:w="8806" w:type="dxa"/>
             <w:tcBorders/>
           </w:tcPr>
           <w:p>
@@ -2534,7 +2552,7 @@
         </w:tc>
         <w:tc>
           <w:tcPr>
-            <w:tcW w:w="8805" w:type="dxa"/>
+            <w:tcW w:w="8806" w:type="dxa"/>
             <w:tcBorders/>
           </w:tcPr>
           <w:p>
@@ -2618,9 +2636,9 @@
               <w:rPr/>
               <w:fldChar w:fldCharType="separate"/>
             </w:r>
-            <w:bookmarkStart w:id="56" w:name="Bookmark_Copy_14"/>
-            <w:bookmarkStart w:id="57" w:name="Bookmark_Copy_14"/>
-            <w:bookmarkEnd w:id="57"/>
+            <w:bookmarkStart w:id="66" w:name="Bookmark_Copy_14"/>
+            <w:bookmarkStart w:id="67" w:name="Bookmark_Copy_14"/>
+            <w:bookmarkEnd w:id="67"/>
             <w:r/>
             <w:r>
               <w:rPr/>
@@ -2633,7 +2651,7 @@
         </w:tc>
         <w:tc>
           <w:tcPr>
-            <w:tcW w:w="8805" w:type="dxa"/>
+            <w:tcW w:w="8806" w:type="dxa"/>
             <w:tcBorders/>
           </w:tcPr>
           <w:p>
@@ -2730,7 +2748,7 @@
       </w:tblPr>
       <w:tblGrid>
         <w:gridCol w:w="4819"/>
-        <w:gridCol w:w="4818"/>
+        <w:gridCol w:w="4819"/>
       </w:tblGrid>
       <w:tr>
         <w:trPr/>
@@ -2754,7 +2772,7 @@
         </w:tc>
         <w:tc>
           <w:tcPr>
-            <w:tcW w:w="4818" w:type="dxa"/>
+            <w:tcW w:w="4819" w:type="dxa"/>
             <w:tcBorders/>
           </w:tcPr>
           <w:p>
@@ -2806,7 +2824,7 @@
 </file>
 
 <file path=word/footer1.xml><?xml version="1.0" encoding="utf-8"?>
-<w:ftr xmlns:o="urn:schemas-microsoft-com:office:office" xmlns:r="http://schemas.openxmlformats.org/officeDocument/2006/relationships" xmlns:v="urn:schemas-microsoft-com:vml" xmlns:w="http://schemas.openxmlformats.org/wordprocessingml/2006/main" xmlns:w10="urn:schemas-microsoft-com:office:word" xmlns:wp="http://schemas.openxmlformats.org/drawingml/2006/wordprocessingDrawing" xmlns:wps="http://schemas.microsoft.com/office/word/2010/wordprocessingShape" xmlns:wpg="http://schemas.microsoft.com/office/word/2010/wordprocessingGroup" xmlns:mc="http://schemas.openxmlformats.org/markup-compatibility/2006" xmlns:wp14="http://schemas.microsoft.com/office/word/2010/wordprocessingDrawing" xmlns:w14="http://schemas.microsoft.com/office/word/2010/wordml" xmlns:w15="http://schemas.microsoft.com/office/word/2012/wordml" mc:Ignorable="w14 wp14 w15">
+<w:ftr xmlns:o="urn:schemas-microsoft-com:office:office" xmlns:r="http://schemas.openxmlformats.org/officeDocument/2006/relationships" xmlns:v="urn:schemas-microsoft-com:vml" xmlns:w="http://schemas.openxmlformats.org/wordprocessingml/2006/main" xmlns:w10="urn:schemas-microsoft-com:office:word" xmlns:wp="http://schemas.openxmlformats.org/drawingml/2006/wordprocessingDrawing" xmlns:pic="http://schemas.openxmlformats.org/drawingml/2006/picture" xmlns:wps="http://schemas.microsoft.com/office/word/2010/wordprocessingShape" xmlns:wpg="http://schemas.microsoft.com/office/word/2010/wordprocessingGroup" xmlns:mc="http://schemas.openxmlformats.org/markup-compatibility/2006" xmlns:wp14="http://schemas.microsoft.com/office/word/2010/wordprocessingDrawing" xmlns:w14="http://schemas.microsoft.com/office/word/2010/wordml" xmlns:w15="http://schemas.microsoft.com/office/word/2012/wordml" mc:Ignorable="w14 wp14 w15">
   <w:p>
     <w:pPr>
       <w:pStyle w:val="Footer"/>
@@ -2820,7 +2838,7 @@
 </file>
 
 <file path=word/footer2.xml><?xml version="1.0" encoding="utf-8"?>
-<w:ftr xmlns:o="urn:schemas-microsoft-com:office:office" xmlns:r="http://schemas.openxmlformats.org/officeDocument/2006/relationships" xmlns:v="urn:schemas-microsoft-com:vml" xmlns:w="http://schemas.openxmlformats.org/wordprocessingml/2006/main" xmlns:w10="urn:schemas-microsoft-com:office:word" xmlns:wp="http://schemas.openxmlformats.org/drawingml/2006/wordprocessingDrawing" xmlns:wps="http://schemas.microsoft.com/office/word/2010/wordprocessingShape" xmlns:wpg="http://schemas.microsoft.com/office/word/2010/wordprocessingGroup" xmlns:mc="http://schemas.openxmlformats.org/markup-compatibility/2006" xmlns:wp14="http://schemas.microsoft.com/office/word/2010/wordprocessingDrawing" xmlns:w14="http://schemas.microsoft.com/office/word/2010/wordml" xmlns:w15="http://schemas.microsoft.com/office/word/2012/wordml" mc:Ignorable="w14 wp14 w15">
+<w:ftr xmlns:o="urn:schemas-microsoft-com:office:office" xmlns:r="http://schemas.openxmlformats.org/officeDocument/2006/relationships" xmlns:v="urn:schemas-microsoft-com:vml" xmlns:w="http://schemas.openxmlformats.org/wordprocessingml/2006/main" xmlns:w10="urn:schemas-microsoft-com:office:word" xmlns:wp="http://schemas.openxmlformats.org/drawingml/2006/wordprocessingDrawing" xmlns:pic="http://schemas.openxmlformats.org/drawingml/2006/picture" xmlns:wps="http://schemas.microsoft.com/office/word/2010/wordprocessingShape" xmlns:wpg="http://schemas.microsoft.com/office/word/2010/wordprocessingGroup" xmlns:mc="http://schemas.openxmlformats.org/markup-compatibility/2006" xmlns:wp14="http://schemas.microsoft.com/office/word/2010/wordprocessingDrawing" xmlns:w14="http://schemas.microsoft.com/office/word/2010/wordml" xmlns:w15="http://schemas.microsoft.com/office/word/2012/wordml" mc:Ignorable="w14 wp14 w15">
   <w:p>
     <w:pPr>
       <w:pStyle w:val="Footer"/>
@@ -2894,7 +2912,7 @@
     </w:r>
     <w:r>
       <w:rPr/>
-      <w:t>CV11_REG.docx</w:t>
+      <w:t>CV11_REG</w:t>
     </w:r>
     <w:r>
       <w:rPr/>
@@ -2905,7 +2923,7 @@
 </file>
 
 <file path=word/footer3.xml><?xml version="1.0" encoding="utf-8"?>
-<w:ftr xmlns:o="urn:schemas-microsoft-com:office:office" xmlns:r="http://schemas.openxmlformats.org/officeDocument/2006/relationships" xmlns:v="urn:schemas-microsoft-com:vml" xmlns:w="http://schemas.openxmlformats.org/wordprocessingml/2006/main" xmlns:w10="urn:schemas-microsoft-com:office:word" xmlns:wp="http://schemas.openxmlformats.org/drawingml/2006/wordprocessingDrawing" xmlns:wps="http://schemas.microsoft.com/office/word/2010/wordprocessingShape" xmlns:wpg="http://schemas.microsoft.com/office/word/2010/wordprocessingGroup" xmlns:mc="http://schemas.openxmlformats.org/markup-compatibility/2006" xmlns:wp14="http://schemas.microsoft.com/office/word/2010/wordprocessingDrawing" xmlns:w14="http://schemas.microsoft.com/office/word/2010/wordml" xmlns:w15="http://schemas.microsoft.com/office/word/2012/wordml" mc:Ignorable="w14 wp14 w15">
+<w:ftr xmlns:o="urn:schemas-microsoft-com:office:office" xmlns:r="http://schemas.openxmlformats.org/officeDocument/2006/relationships" xmlns:v="urn:schemas-microsoft-com:vml" xmlns:w="http://schemas.openxmlformats.org/wordprocessingml/2006/main" xmlns:w10="urn:schemas-microsoft-com:office:word" xmlns:wp="http://schemas.openxmlformats.org/drawingml/2006/wordprocessingDrawing" xmlns:pic="http://schemas.openxmlformats.org/drawingml/2006/picture" xmlns:wps="http://schemas.microsoft.com/office/word/2010/wordprocessingShape" xmlns:wpg="http://schemas.microsoft.com/office/word/2010/wordprocessingGroup" xmlns:mc="http://schemas.openxmlformats.org/markup-compatibility/2006" xmlns:wp14="http://schemas.microsoft.com/office/word/2010/wordprocessingDrawing" xmlns:w14="http://schemas.microsoft.com/office/word/2010/wordml" xmlns:w15="http://schemas.microsoft.com/office/word/2012/wordml" mc:Ignorable="w14 wp14 w15">
   <w:p>
     <w:pPr>
       <w:pStyle w:val="Footer"/>
@@ -2979,7 +2997,7 @@
     </w:r>
     <w:r>
       <w:rPr/>
-      <w:t>CV11_REG.docx</w:t>
+      <w:t>CV11_REG</w:t>
     </w:r>
     <w:r>
       <w:rPr/>
@@ -2990,7 +3008,7 @@
 </file>
 
 <file path=word/footnotes.xml><?xml version="1.0" encoding="utf-8"?>
-<w:footnotes xmlns:o="urn:schemas-microsoft-com:office:office" xmlns:r="http://schemas.openxmlformats.org/officeDocument/2006/relationships" xmlns:v="urn:schemas-microsoft-com:vml" xmlns:w="http://schemas.openxmlformats.org/wordprocessingml/2006/main" xmlns:w10="urn:schemas-microsoft-com:office:word" xmlns:wp="http://schemas.openxmlformats.org/drawingml/2006/wordprocessingDrawing" xmlns:wps="http://schemas.microsoft.com/office/word/2010/wordprocessingShape" xmlns:wpg="http://schemas.microsoft.com/office/word/2010/wordprocessingGroup" xmlns:mc="http://schemas.openxmlformats.org/markup-compatibility/2006" xmlns:wp14="http://schemas.microsoft.com/office/word/2010/wordprocessingDrawing" xmlns:w14="http://schemas.microsoft.com/office/word/2010/wordml" xmlns:w15="http://schemas.microsoft.com/office/word/2012/wordml" mc:Ignorable="w14 wp14 w15">
+<w:footnotes xmlns:o="urn:schemas-microsoft-com:office:office" xmlns:r="http://schemas.openxmlformats.org/officeDocument/2006/relationships" xmlns:v="urn:schemas-microsoft-com:vml" xmlns:w="http://schemas.openxmlformats.org/wordprocessingml/2006/main" xmlns:w10="urn:schemas-microsoft-com:office:word" xmlns:wp="http://schemas.openxmlformats.org/drawingml/2006/wordprocessingDrawing" xmlns:pic="http://schemas.openxmlformats.org/drawingml/2006/picture" xmlns:wps="http://schemas.microsoft.com/office/word/2010/wordprocessingShape" xmlns:wpg="http://schemas.microsoft.com/office/word/2010/wordprocessingGroup" xmlns:mc="http://schemas.openxmlformats.org/markup-compatibility/2006" xmlns:wp14="http://schemas.microsoft.com/office/word/2010/wordprocessingDrawing" xmlns:w14="http://schemas.microsoft.com/office/word/2010/wordml" xmlns:w15="http://schemas.microsoft.com/office/word/2012/wordml" mc:Ignorable="w14 wp14 w15">
   <w:footnote w:id="0" w:type="separator">
     <w:p>
       <w:r>
@@ -3116,31 +3134,31 @@
       <w:r>
         <w:rPr/>
         <w:tab/>
-        <w:t>Secondo art. </w:t>
-      </w:r>
-      <w:r>
-        <w:rPr/>
-        <w:t>7</w:t>
-      </w:r>
-      <w:r>
-        <w:rPr/>
-        <w:t xml:space="preserve"> decreto legge n. </w:t>
-      </w:r>
-      <w:r>
-        <w:rPr/>
-        <w:t>201</w:t>
-      </w:r>
-      <w:r>
-        <w:rPr/>
-        <w:t>/202</w:t>
-      </w:r>
-      <w:r>
-        <w:rPr/>
-        <w:t>4</w:t>
-      </w:r>
-      <w:r>
-        <w:rPr/>
-        <w:t>, la licenza è sostituita da SCIA.</w:t>
+        <w:t xml:space="preserve">Secondo art. 7 decreto legge n. 201/2024 </w:t>
+      </w:r>
+      <w:r>
+        <w:rPr/>
+        <w:t>(convertito dalla legge 16/2025 e modificato dalla legge 182/2025)</w:t>
+      </w:r>
+      <w:r>
+        <w:rPr/>
+        <w:t xml:space="preserve">, la licenza è sostituita da SCIA, </w:t>
+      </w:r>
+      <w:r>
+        <w:rPr/>
+        <w:t xml:space="preserve">che </w:t>
+      </w:r>
+      <w:r>
+        <w:rPr/>
+        <w:t xml:space="preserve">indica il numero massimo di partecipanti, il luogo e l'orario in cui si svolge lo spettacolo ed è corredata </w:t>
+      </w:r>
+      <w:r>
+        <w:rPr/>
+        <w:t>anche</w:t>
+      </w:r>
+      <w:r>
+        <w:rPr/>
+        <w:t xml:space="preserve"> di una relazione tecnica di un professionista che attesta la rispondenza del luogo dove si svolge lo spettacolo alle regole tecniche, nonché della documentazione attestante il rispetto delle misure di sicurezza e di contenimento del rischio.</w:t>
       </w:r>
     </w:p>
   </w:footnote>
@@ -3476,7 +3494,7 @@
     <w:pPr>
       <w:widowControl/>
       <w:suppressAutoHyphens w:val="true"/>
-      <w:overflowPunct w:val="true"/>
+      <w:overflowPunct w:val="false"/>
       <w:bidi w:val="0"/>
       <w:spacing w:before="0" w:after="0"/>
       <w:jc w:val="left"/>
@@ -3512,8 +3530,8 @@
       <w:color w:val="0000FF"/>
     </w:rPr>
   </w:style>
-  <w:style w:type="character" w:styleId="Punti">
-    <w:name w:val="Punti"/>
+  <w:style w:type="character" w:styleId="Puntiuser">
+    <w:name w:val="Punti (user)"/>
     <w:qFormat/>
     <w:rPr>
       <w:rFonts w:ascii="OpenSymbol" w:hAnsi="OpenSymbol" w:eastAsia="OpenSymbol" w:cs="OpenSymbol"/>
@@ -3540,6 +3558,13 @@
       <w:vertAlign w:val="superscript"/>
     </w:rPr>
   </w:style>
+  <w:style w:type="character" w:styleId="Caratterinotaapidipaginauser">
+    <w:name w:val="Caratteri nota a piè di pagina (user)"/>
+    <w:qFormat/>
+    <w:rPr>
+      <w:vertAlign w:val="superscript"/>
+    </w:rPr>
+  </w:style>
   <w:style w:type="character" w:styleId="Caratterinotaapidipagina">
     <w:name w:val="Caratteri nota a piè di pagina"/>
     <w:qFormat/>
@@ -3555,6 +3580,13 @@
   </w:style>
   <w:style w:type="character" w:styleId="EndnoteCharacters">
     <w:name w:val="Endnote Characters"/>
+    <w:qFormat/>
+    <w:rPr>
+      <w:vertAlign w:val="superscript"/>
+    </w:rPr>
+  </w:style>
+  <w:style w:type="character" w:styleId="Caratterinotadichiusurauser">
+    <w:name w:val="Caratteri nota di chiusura (user)"/>
     <w:qFormat/>
     <w:rPr>
       <w:vertAlign w:val="superscript"/>
@@ -3583,7 +3615,7 @@
       <w:spacing w:before="240" w:after="120"/>
     </w:pPr>
     <w:rPr>
-      <w:rFonts w:ascii="Liberation Sans" w:hAnsi="Liberation Sans" w:eastAsia="Noto Sans CJK SC" w:cs="Lohit Devanagari"/>
+      <w:rFonts w:ascii="Liberation Sans" w:hAnsi="Liberation Sans" w:eastAsia="Noto Sans CJK SC" w:cs="Noto Sans"/>
       <w:sz w:val="28"/>
       <w:szCs w:val="28"/>
     </w:rPr>
@@ -3629,11 +3661,37 @@
       <w:suppressLineNumbers/>
     </w:pPr>
     <w:rPr>
+      <w:rFonts w:cs="Noto Sans"/>
+    </w:rPr>
+  </w:style>
+  <w:style w:type="paragraph" w:styleId="Titolouser">
+    <w:name w:val="Titolo (user)"/>
+    <w:basedOn w:val="Normal"/>
+    <w:next w:val="BodyText"/>
+    <w:qFormat/>
+    <w:pPr>
+      <w:keepNext w:val="true"/>
+      <w:spacing w:before="240" w:after="120"/>
+    </w:pPr>
+    <w:rPr>
+      <w:rFonts w:ascii="Liberation Sans" w:hAnsi="Liberation Sans" w:eastAsia="Noto Sans CJK SC" w:cs="Lohit Devanagari"/>
+      <w:sz w:val="28"/>
+      <w:szCs w:val="28"/>
+    </w:rPr>
+  </w:style>
+  <w:style w:type="paragraph" w:styleId="Indiceuser">
+    <w:name w:val="Indice (user)"/>
+    <w:basedOn w:val="Normal"/>
+    <w:qFormat/>
+    <w:pPr>
+      <w:suppressLineNumbers/>
+    </w:pPr>
+    <w:rPr>
       <w:rFonts w:cs="Lohit Devanagari"/>
     </w:rPr>
   </w:style>
-  <w:style w:type="paragraph" w:styleId="Contenutotabella">
-    <w:name w:val="Contenuto tabella"/>
+  <w:style w:type="paragraph" w:styleId="Contenutotabellauser">
+    <w:name w:val="Contenuto tabella (user)"/>
     <w:basedOn w:val="Normal"/>
     <w:qFormat/>
     <w:pPr>
@@ -3642,9 +3700,9 @@
     </w:pPr>
     <w:rPr/>
   </w:style>
-  <w:style w:type="paragraph" w:styleId="Titolotabella">
-    <w:name w:val="Titolo tabella"/>
-    <w:basedOn w:val="Contenutotabella"/>
+  <w:style w:type="paragraph" w:styleId="Titolotabellauser">
+    <w:name w:val="Titolo tabella (user)"/>
+    <w:basedOn w:val="Contenutotabellauser"/>
     <w:qFormat/>
     <w:pPr>
       <w:suppressLineNumbers/>
@@ -3655,6 +3713,13 @@
       <w:bCs/>
     </w:rPr>
   </w:style>
+  <w:style w:type="paragraph" w:styleId="Intestazioneepidipaginauser">
+    <w:name w:val="Intestazione e piè di pagina (user)"/>
+    <w:basedOn w:val="Normal"/>
+    <w:qFormat/>
+    <w:pPr/>
+    <w:rPr/>
+  </w:style>
   <w:style w:type="paragraph" w:styleId="Intestazioneepidipagina">
     <w:name w:val="Intestazione e piè di pagina"/>
     <w:basedOn w:val="Normal"/>
@@ -3664,15 +3729,15 @@
   </w:style>
   <w:style w:type="paragraph" w:styleId="Footer">
     <w:name w:val="footer"/>
-    <w:basedOn w:val="Intestazioneepidipagina"/>
+    <w:basedOn w:val="Intestazioneepidipaginauser"/>
     <w:pPr>
       <w:suppressLineNumbers/>
       <w:jc w:val="center"/>
     </w:pPr>
     <w:rPr/>
   </w:style>
-  <w:style w:type="paragraph" w:styleId="Pidipaginaasinistra">
-    <w:name w:val="Piè di pagina a sinistra"/>
+  <w:style w:type="paragraph" w:styleId="Pidipaginaasinistrauser">
+    <w:name w:val="Piè di pagina a sinistra (user)"/>
     <w:basedOn w:val="Footer"/>
     <w:qFormat/>
     <w:pPr>
@@ -3681,8 +3746,8 @@
     </w:pPr>
     <w:rPr/>
   </w:style>
-  <w:style w:type="paragraph" w:styleId="Pidipaginaadestra">
-    <w:name w:val="Piè di pagina a destra"/>
+  <w:style w:type="paragraph" w:styleId="Pidipaginaadestrauser">
+    <w:name w:val="Piè di pagina a destra (user)"/>
     <w:basedOn w:val="Footer"/>
     <w:qFormat/>
     <w:pPr>
@@ -3719,37 +3784,37 @@
         <a:srgbClr val="000000"/>
       </a:dk1>
       <a:lt1>
-        <a:srgbClr val="ffffff"/>
+        <a:srgbClr val="FFFFFF"/>
       </a:lt1>
       <a:dk2>
         <a:srgbClr val="000000"/>
       </a:dk2>
       <a:lt2>
-        <a:srgbClr val="ffffff"/>
+        <a:srgbClr val="FFFFFF"/>
       </a:lt2>
       <a:accent1>
-        <a:srgbClr val="18a303"/>
+        <a:srgbClr val="18A303"/>
       </a:accent1>
       <a:accent2>
-        <a:srgbClr val="0369a3"/>
+        <a:srgbClr val="0369A3"/>
       </a:accent2>
       <a:accent3>
-        <a:srgbClr val="a33e03"/>
+        <a:srgbClr val="A33E03"/>
       </a:accent3>
       <a:accent4>
-        <a:srgbClr val="8e03a3"/>
+        <a:srgbClr val="8E03A3"/>
       </a:accent4>
       <a:accent5>
-        <a:srgbClr val="c99c00"/>
+        <a:srgbClr val="C99C00"/>
       </a:accent5>
       <a:accent6>
-        <a:srgbClr val="c9211e"/>
+        <a:srgbClr val="C9211E"/>
       </a:accent6>
       <a:hlink>
-        <a:srgbClr val="0000ee"/>
+        <a:srgbClr val="0000EE"/>
       </a:hlink>
       <a:folHlink>
-        <a:srgbClr val="551a8b"/>
+        <a:srgbClr val="551A8B"/>
       </a:folHlink>
     </a:clrScheme>
     <a:fontScheme name="Office">
